--- a/블로그글작성/판례/판례_대법원2023도1924_중간재활용업_운반차량증차_변경허가.docx
+++ b/블로그글작성/판례/판례_대법원2023도1924_중간재활용업_운반차량증차_변경허가.docx
@@ -42,6 +42,193 @@
         <w:t>폐기물 중간재활용업자가 다른 업체에 폐기물 운반을 맡긴 것이 변경허가 대상인 ‘운반차량의 증차’에 해당하는지가 문제된 형사사건입니다. 대법원은 운반을 위탁한 경우 위탁자에게 변경허가 의무가 없다고 보았습니다.</w:t>
       </w:r>
     </w:p>
+    <w:p/>
+    <w:p/>
+    <w:p>
+      <w:pPr>
+        <w:pStyle w:val="2"/>
+      </w:pPr>
+      <w:r>
+        <w:rPr>
+          <w:rFonts w:ascii="맑은 고딕" w:hAnsi="맑은 고딕" w:eastAsia="맑은 고딕" w:cs="맑은 고딕"/>
+          <w:color w:val="000000"/>
+        </w:rPr>
+        <w:t>핵심 요약</w:t>
+      </w:r>
+    </w:p>
+    <w:tbl>
+      <w:tblPr>
+        <w:tblW w:type="pct" w:w="5000"/>
+        <w:tblLook w:firstColumn="1" w:firstRow="1" w:lastColumn="0" w:lastRow="0" w:noHBand="0" w:noVBand="1" w:val="04A0"/>
+        <w:tblBorders>
+          <w:top w:val="single" w:sz="14" w:space="0" w:color="808080"/>
+          <w:left w:val="single" w:sz="14" w:space="0" w:color="808080"/>
+          <w:bottom w:val="single" w:sz="14" w:space="0" w:color="808080"/>
+          <w:right w:val="single" w:sz="14" w:space="0" w:color="808080"/>
+          <w:insideH w:val="single" w:sz="4" w:space="0" w:color="B7B7B7"/>
+          <w:insideV w:val="single" w:sz="4" w:space="0" w:color="B7B7B7"/>
+        </w:tblBorders>
+      </w:tblPr>
+      <w:tblGrid>
+        <w:gridCol w:w="4513"/>
+        <w:gridCol w:w="4513"/>
+      </w:tblGrid>
+      <w:tr>
+        <w:tc>
+          <w:tcPr>
+            <w:tcW w:type="pct" w:w="2000"/>
+            <w:shd w:val="clear" w:color="auto" w:fill="D9D9D9"/>
+            <w:tcBorders>
+              <w:bottom w:val="double" w:sz="6" w:space="0" w:color="808080"/>
+            </w:tcBorders>
+          </w:tcPr>
+          <w:p>
+            <w:r/>
+            <w:r>
+              <w:rPr>
+                <w:rFonts w:ascii="맑은 고딕" w:hAnsi="맑은 고딕" w:eastAsia="맑은 고딕" w:cs="맑은 고딕"/>
+                <w:b/>
+                <w:color w:val="000000"/>
+                <w:sz w:val="19"/>
+              </w:rPr>
+              <w:t>질문</w:t>
+            </w:r>
+          </w:p>
+        </w:tc>
+        <w:tc>
+          <w:tcPr>
+            <w:tcW w:type="pct" w:w="3000"/>
+            <w:shd w:val="clear" w:color="auto" w:fill="D9D9D9"/>
+            <w:tcBorders>
+              <w:bottom w:val="double" w:sz="6" w:space="0" w:color="808080"/>
+            </w:tcBorders>
+          </w:tcPr>
+          <w:p>
+            <w:r/>
+            <w:r>
+              <w:rPr>
+                <w:rFonts w:ascii="맑은 고딕" w:hAnsi="맑은 고딕" w:eastAsia="맑은 고딕" w:cs="맑은 고딕"/>
+                <w:b/>
+                <w:color w:val="000000"/>
+                <w:sz w:val="19"/>
+              </w:rPr>
+              <w:t>답변</w:t>
+            </w:r>
+          </w:p>
+        </w:tc>
+      </w:tr>
+      <w:tr>
+        <w:tc>
+          <w:tcPr>
+            <w:tcW w:type="pct" w:w="2000"/>
+            <w:shd w:val="clear" w:color="auto" w:fill="F2F2F2"/>
+          </w:tcPr>
+          <w:p>
+            <w:r/>
+            <w:r>
+              <w:rPr>
+                <w:rFonts w:ascii="맑은 고딕" w:hAnsi="맑은 고딕" w:eastAsia="맑은 고딕" w:cs="맑은 고딕"/>
+                <w:b/>
+                <w:color w:val="000000"/>
+                <w:sz w:val="19"/>
+              </w:rPr>
+              <w:t>Q. 중간재활용업자가 자기 폐기물을 직접 운반할 수 있나요?</w:t>
+            </w:r>
+          </w:p>
+        </w:tc>
+        <w:tc>
+          <w:tcPr>
+            <w:tcW w:type="pct" w:w="3000"/>
+          </w:tcPr>
+          <w:p>
+            <w:r/>
+            <w:r>
+              <w:rPr>
+                <w:rFonts w:ascii="맑은 고딕" w:hAnsi="맑은 고딕" w:eastAsia="맑은 고딕" w:cs="맑은 고딕"/>
+                <w:b w:val="0"/>
+                <w:color w:val="000000"/>
+                <w:sz w:val="19"/>
+              </w:rPr>
+              <w:t>A. 네. 기준을 충족하는 수집·운반차량을 보유하면 그 이용한도 내에서 스스로 운반할 수 있습니다.</w:t>
+            </w:r>
+          </w:p>
+        </w:tc>
+      </w:tr>
+      <w:tr>
+        <w:tc>
+          <w:tcPr>
+            <w:tcW w:type="pct" w:w="2000"/>
+            <w:shd w:val="clear" w:color="auto" w:fill="F2F2F2"/>
+          </w:tcPr>
+          <w:p>
+            <w:r/>
+            <w:r>
+              <w:rPr>
+                <w:rFonts w:ascii="맑은 고딕" w:hAnsi="맑은 고딕" w:eastAsia="맑은 고딕" w:cs="맑은 고딕"/>
+                <w:b/>
+                <w:color w:val="000000"/>
+                <w:sz w:val="19"/>
+              </w:rPr>
+              <w:t>Q. 운반을 다른 업체에 맡기면 위탁자가 ‘운반차량 증차’ 변경허가를 받아야 하나요?</w:t>
+            </w:r>
+          </w:p>
+        </w:tc>
+        <w:tc>
+          <w:tcPr>
+            <w:tcW w:type="pct" w:w="3000"/>
+          </w:tcPr>
+          <w:p>
+            <w:r/>
+            <w:r>
+              <w:rPr>
+                <w:rFonts w:ascii="맑은 고딕" w:hAnsi="맑은 고딕" w:eastAsia="맑은 고딕" w:cs="맑은 고딕"/>
+                <w:b w:val="0"/>
+                <w:color w:val="000000"/>
+                <w:sz w:val="19"/>
+              </w:rPr>
+              <w:t>A. 아니요. 위탁의 경우 차량의 사용·관리권이 수탁자에게 있어, 위탁자는 변경허가 대상이 아닙니다.</w:t>
+            </w:r>
+          </w:p>
+        </w:tc>
+      </w:tr>
+      <w:tr>
+        <w:tc>
+          <w:tcPr>
+            <w:tcW w:type="pct" w:w="2000"/>
+            <w:shd w:val="clear" w:color="auto" w:fill="F2F2F2"/>
+          </w:tcPr>
+          <w:p>
+            <w:r/>
+            <w:r>
+              <w:rPr>
+                <w:rFonts w:ascii="맑은 고딕" w:hAnsi="맑은 고딕" w:eastAsia="맑은 고딕" w:cs="맑은 고딕"/>
+                <w:b/>
+                <w:color w:val="000000"/>
+                <w:sz w:val="19"/>
+              </w:rPr>
+              <w:t>Q. 그럼 위탁받아 운반한 업체는 문제가 없나요?</w:t>
+            </w:r>
+          </w:p>
+        </w:tc>
+        <w:tc>
+          <w:tcPr>
+            <w:tcW w:type="pct" w:w="3000"/>
+          </w:tcPr>
+          <w:p>
+            <w:r/>
+            <w:r>
+              <w:rPr>
+                <w:rFonts w:ascii="맑은 고딕" w:hAnsi="맑은 고딕" w:eastAsia="맑은 고딕" w:cs="맑은 고딕"/>
+                <w:b w:val="0"/>
+                <w:color w:val="000000"/>
+                <w:sz w:val="19"/>
+              </w:rPr>
+              <w:t>A. 해당 폐기물의 수집·운반업 허가 없이 운반했다면, 그 수탁자가 무허가 영업으로 처벌될 수 있습니다.</w:t>
+            </w:r>
+          </w:p>
+        </w:tc>
+      </w:tr>
+    </w:tbl>
     <w:p/>
     <w:p/>
     <w:p>

--- a/블로그글작성/판례/판례_대법원2023도1924_중간재활용업_운반차량증차_변경허가.docx
+++ b/블로그글작성/판례/판례_대법원2023도1924_중간재활용업_운반차량증차_변경허가.docx
@@ -44,18 +44,6 @@
     </w:p>
     <w:p/>
     <w:p/>
-    <w:p>
-      <w:pPr>
-        <w:pStyle w:val="2"/>
-      </w:pPr>
-      <w:r>
-        <w:rPr>
-          <w:rFonts w:ascii="맑은 고딕" w:hAnsi="맑은 고딕" w:eastAsia="맑은 고딕" w:cs="맑은 고딕"/>
-          <w:color w:val="000000"/>
-        </w:rPr>
-        <w:t>핵심 요약</w:t>
-      </w:r>
-    </w:p>
     <w:tbl>
       <w:tblPr>
         <w:tblW w:type="pct" w:w="5000"/>
@@ -70,13 +58,12 @@
         </w:tblBorders>
       </w:tblPr>
       <w:tblGrid>
-        <w:gridCol w:w="4513"/>
-        <w:gridCol w:w="4513"/>
+        <w:gridCol w:w="9026"/>
       </w:tblGrid>
       <w:tr>
         <w:tc>
           <w:tcPr>
-            <w:tcW w:type="pct" w:w="2000"/>
+            <w:tcW w:type="pct" w:w="5000"/>
             <w:shd w:val="clear" w:color="auto" w:fill="D9D9D9"/>
             <w:tcBorders>
               <w:bottom w:val="double" w:sz="6" w:space="0" w:color="808080"/>
@@ -89,30 +76,9 @@
                 <w:rFonts w:ascii="맑은 고딕" w:hAnsi="맑은 고딕" w:eastAsia="맑은 고딕" w:cs="맑은 고딕"/>
                 <w:b/>
                 <w:color w:val="000000"/>
-                <w:sz w:val="19"/>
-              </w:rPr>
-              <w:t>질문</w:t>
-            </w:r>
-          </w:p>
-        </w:tc>
-        <w:tc>
-          <w:tcPr>
-            <w:tcW w:type="pct" w:w="3000"/>
-            <w:shd w:val="clear" w:color="auto" w:fill="D9D9D9"/>
-            <w:tcBorders>
-              <w:bottom w:val="double" w:sz="6" w:space="0" w:color="808080"/>
-            </w:tcBorders>
-          </w:tcPr>
-          <w:p>
-            <w:r/>
-            <w:r>
-              <w:rPr>
-                <w:rFonts w:ascii="맑은 고딕" w:hAnsi="맑은 고딕" w:eastAsia="맑은 고딕" w:cs="맑은 고딕"/>
-                <w:b/>
-                <w:color w:val="000000"/>
-                <w:sz w:val="19"/>
-              </w:rPr>
-              <w:t>답변</w:t>
+                <w:sz w:val="21"/>
+              </w:rPr>
+              <w:t>※ 간단요약</w:t>
             </w:r>
           </w:p>
         </w:tc>
@@ -120,8 +86,8 @@
       <w:tr>
         <w:tc>
           <w:tcPr>
-            <w:tcW w:type="pct" w:w="2000"/>
-            <w:shd w:val="clear" w:color="auto" w:fill="F2F2F2"/>
+            <w:tcW w:type="pct" w:w="5000"/>
+            <w:shd w:val="clear" w:color="auto" w:fill="F7F7F7"/>
           </w:tcPr>
           <w:p>
             <w:r/>
@@ -135,13 +101,7 @@
               <w:t>Q. 중간재활용업자가 자기 폐기물을 직접 운반할 수 있나요?</w:t>
             </w:r>
           </w:p>
-        </w:tc>
-        <w:tc>
-          <w:tcPr>
-            <w:tcW w:type="pct" w:w="3000"/>
-          </w:tcPr>
-          <w:p>
-            <w:r/>
+          <w:p>
             <w:r>
               <w:rPr>
                 <w:rFonts w:ascii="맑은 고딕" w:hAnsi="맑은 고딕" w:eastAsia="맑은 고딕" w:cs="맑은 고딕"/>
@@ -152,16 +112,8 @@
               <w:t>A. 네. 기준을 충족하는 수집·운반차량을 보유하면 그 이용한도 내에서 스스로 운반할 수 있습니다.</w:t>
             </w:r>
           </w:p>
-        </w:tc>
-      </w:tr>
-      <w:tr>
-        <w:tc>
-          <w:tcPr>
-            <w:tcW w:type="pct" w:w="2000"/>
-            <w:shd w:val="clear" w:color="auto" w:fill="F2F2F2"/>
-          </w:tcPr>
-          <w:p>
-            <w:r/>
+          <w:p/>
+          <w:p>
             <w:r>
               <w:rPr>
                 <w:rFonts w:ascii="맑은 고딕" w:hAnsi="맑은 고딕" w:eastAsia="맑은 고딕" w:cs="맑은 고딕"/>
@@ -172,13 +124,7 @@
               <w:t>Q. 운반을 다른 업체에 맡기면 위탁자가 ‘운반차량 증차’ 변경허가를 받아야 하나요?</w:t>
             </w:r>
           </w:p>
-        </w:tc>
-        <w:tc>
-          <w:tcPr>
-            <w:tcW w:type="pct" w:w="3000"/>
-          </w:tcPr>
-          <w:p>
-            <w:r/>
+          <w:p>
             <w:r>
               <w:rPr>
                 <w:rFonts w:ascii="맑은 고딕" w:hAnsi="맑은 고딕" w:eastAsia="맑은 고딕" w:cs="맑은 고딕"/>
@@ -189,16 +135,8 @@
               <w:t>A. 아니요. 위탁의 경우 차량의 사용·관리권이 수탁자에게 있어, 위탁자는 변경허가 대상이 아닙니다.</w:t>
             </w:r>
           </w:p>
-        </w:tc>
-      </w:tr>
-      <w:tr>
-        <w:tc>
-          <w:tcPr>
-            <w:tcW w:type="pct" w:w="2000"/>
-            <w:shd w:val="clear" w:color="auto" w:fill="F2F2F2"/>
-          </w:tcPr>
-          <w:p>
-            <w:r/>
+          <w:p/>
+          <w:p>
             <w:r>
               <w:rPr>
                 <w:rFonts w:ascii="맑은 고딕" w:hAnsi="맑은 고딕" w:eastAsia="맑은 고딕" w:cs="맑은 고딕"/>
@@ -209,13 +147,7 @@
               <w:t>Q. 그럼 위탁받아 운반한 업체는 문제가 없나요?</w:t>
             </w:r>
           </w:p>
-        </w:tc>
-        <w:tc>
-          <w:tcPr>
-            <w:tcW w:type="pct" w:w="3000"/>
-          </w:tcPr>
-          <w:p>
-            <w:r/>
+          <w:p>
             <w:r>
               <w:rPr>
                 <w:rFonts w:ascii="맑은 고딕" w:hAnsi="맑은 고딕" w:eastAsia="맑은 고딕" w:cs="맑은 고딕"/>

--- a/블로그글작성/판례/판례_대법원2023도1924_중간재활용업_운반차량증차_변경허가.docx
+++ b/블로그글작성/판례/판례_대법원2023도1924_중간재활용업_운반차량증차_변경허가.docx
@@ -39,7 +39,7 @@
           <w:rFonts w:ascii="맑은 고딕" w:hAnsi="맑은 고딕" w:eastAsia="맑은 고딕" w:cs="맑은 고딕"/>
           <w:color w:val="000000"/>
         </w:rPr>
-        <w:t>폐기물 중간재활용업자가 다른 업체에 폐기물 운반을 맡긴 것이 변경허가 대상인 ‘운반차량의 증차’에 해당하는지가 문제된 형사사건입니다. 대법원은 운반을 위탁한 경우 위탁자에게 변경허가 의무가 없다고 보았습니다.</w:t>
+        <w:t>○ 폐기물 중간재활용업자가 다른 업체에 폐기물 운반을 맡긴 것이 변경허가 대상인 ‘운반차량의 증차’에 해당하는지가 문제된 형사사건입니다. 대법원은 운반을 위탁한 경우 위탁자에게 변경허가 의무가 없다고 보았습니다.</w:t>
       </w:r>
     </w:p>
     <w:p/>
@@ -1140,7 +1140,20 @@
     </w:p>
     <w:p>
       <w:pPr>
-        <w:spacing w:before="160"/>
+        <w:spacing w:before="120"/>
+      </w:pPr>
+      <w:r>
+        <w:rPr>
+          <w:rFonts w:ascii="맑은 고딕" w:hAnsi="맑은 고딕" w:eastAsia="맑은 고딕" w:cs="맑은 고딕"/>
+          <w:color w:val="000000"/>
+          <w:sz w:val="18"/>
+        </w:rPr>
+        <w:t>원문  https://www.law.go.kr/판례/(2023도1924)</w:t>
+      </w:r>
+    </w:p>
+    <w:p>
+      <w:pPr>
+        <w:spacing w:before="80"/>
       </w:pPr>
       <w:r>
         <w:rPr>

--- a/블로그글작성/판례/판례_대법원2023도1924_중간재활용업_운반차량증차_변경허가.docx
+++ b/블로그글작성/판례/판례_대법원2023도1924_중간재활용업_운반차량증차_변경허가.docx
@@ -5,6 +5,8 @@
   <w:body>
     <w:p>
       <w:pPr>
+        <w:autoSpaceDE w:val="0"/>
+        <w:autoSpaceDN w:val="0"/>
         <w:spacing w:after="60"/>
       </w:pPr>
       <w:r>
@@ -20,6 +22,8 @@
     <w:p>
       <w:pPr>
         <w:pStyle w:val="law1"/>
+        <w:autoSpaceDE w:val="0"/>
+        <w:autoSpaceDN w:val="0"/>
         <w:spacing w:after="160"/>
       </w:pPr>
       <w:r>
@@ -32,6 +36,8 @@
     </w:p>
     <w:p>
       <w:pPr>
+        <w:autoSpaceDE w:val="0"/>
+        <w:autoSpaceDN w:val="0"/>
         <w:spacing w:after="120"/>
       </w:pPr>
       <w:r>
@@ -39,11 +45,21 @@
           <w:rFonts w:ascii="맑은 고딕" w:hAnsi="맑은 고딕" w:eastAsia="맑은 고딕" w:cs="맑은 고딕"/>
           <w:color w:val="000000"/>
         </w:rPr>
-        <w:t>○ 폐기물 중간재활용업자가 다른 업체에 폐기물 운반을 맡긴 것이 변경허가 대상인 ‘운반차량의 증차’에 해당하는지가 문제된 형사사건입니다. 대법원은 운반을 위탁한 경우 위탁자에게 변경허가 의무가 없다고 보았습니다.</w:t>
+        <w:t>○ 폐기물 중간재활용업자가 다른 업체에 폐기물 운반을 맡긴 것이 변경허가 대상인 ‘운반차량의 증차’에 해당하는지가 문제된 사건입니다. 대법원은 운반을 위탁한 경우 위탁자에게 변경허가 의무가 없다고 보았습니다.</w:t>
       </w:r>
     </w:p>
-    <w:p/>
-    <w:p/>
+    <w:p>
+      <w:pPr>
+        <w:autoSpaceDE w:val="0"/>
+        <w:autoSpaceDN w:val="0"/>
+      </w:pPr>
+    </w:p>
+    <w:p>
+      <w:pPr>
+        <w:autoSpaceDE w:val="0"/>
+        <w:autoSpaceDN w:val="0"/>
+      </w:pPr>
+    </w:p>
     <w:tbl>
       <w:tblPr>
         <w:tblW w:type="pct" w:w="5000"/>
@@ -70,6 +86,10 @@
             </w:tcBorders>
           </w:tcPr>
           <w:p>
+            <w:pPr>
+              <w:autoSpaceDE w:val="0"/>
+              <w:autoSpaceDN w:val="0"/>
+            </w:pPr>
             <w:r/>
             <w:r>
               <w:rPr>
@@ -90,6 +110,10 @@
             <w:shd w:val="clear" w:color="auto" w:fill="F7F7F7"/>
           </w:tcPr>
           <w:p>
+            <w:pPr>
+              <w:autoSpaceDE w:val="0"/>
+              <w:autoSpaceDN w:val="0"/>
+            </w:pPr>
             <w:r/>
             <w:r>
               <w:rPr>
@@ -102,6 +126,10 @@
             </w:r>
           </w:p>
           <w:p>
+            <w:pPr>
+              <w:autoSpaceDE w:val="0"/>
+              <w:autoSpaceDN w:val="0"/>
+            </w:pPr>
             <w:r>
               <w:rPr>
                 <w:rFonts w:ascii="맑은 고딕" w:hAnsi="맑은 고딕" w:eastAsia="맑은 고딕" w:cs="맑은 고딕"/>
@@ -112,8 +140,17 @@
               <w:t>A. 네. 기준을 충족하는 수집·운반차량을 보유하면 그 이용한도 내에서 스스로 운반할 수 있습니다.</w:t>
             </w:r>
           </w:p>
-          <w:p/>
-          <w:p>
+          <w:p>
+            <w:pPr>
+              <w:autoSpaceDE w:val="0"/>
+              <w:autoSpaceDN w:val="0"/>
+            </w:pPr>
+          </w:p>
+          <w:p>
+            <w:pPr>
+              <w:autoSpaceDE w:val="0"/>
+              <w:autoSpaceDN w:val="0"/>
+            </w:pPr>
             <w:r>
               <w:rPr>
                 <w:rFonts w:ascii="맑은 고딕" w:hAnsi="맑은 고딕" w:eastAsia="맑은 고딕" w:cs="맑은 고딕"/>
@@ -125,6 +162,10 @@
             </w:r>
           </w:p>
           <w:p>
+            <w:pPr>
+              <w:autoSpaceDE w:val="0"/>
+              <w:autoSpaceDN w:val="0"/>
+            </w:pPr>
             <w:r>
               <w:rPr>
                 <w:rFonts w:ascii="맑은 고딕" w:hAnsi="맑은 고딕" w:eastAsia="맑은 고딕" w:cs="맑은 고딕"/>
@@ -135,8 +176,17 @@
               <w:t>A. 아니요. 위탁의 경우 차량의 사용·관리권이 수탁자에게 있어, 위탁자는 변경허가 대상이 아닙니다.</w:t>
             </w:r>
           </w:p>
-          <w:p/>
-          <w:p>
+          <w:p>
+            <w:pPr>
+              <w:autoSpaceDE w:val="0"/>
+              <w:autoSpaceDN w:val="0"/>
+            </w:pPr>
+          </w:p>
+          <w:p>
+            <w:pPr>
+              <w:autoSpaceDE w:val="0"/>
+              <w:autoSpaceDN w:val="0"/>
+            </w:pPr>
             <w:r>
               <w:rPr>
                 <w:rFonts w:ascii="맑은 고딕" w:hAnsi="맑은 고딕" w:eastAsia="맑은 고딕" w:cs="맑은 고딕"/>
@@ -148,6 +198,10 @@
             </w:r>
           </w:p>
           <w:p>
+            <w:pPr>
+              <w:autoSpaceDE w:val="0"/>
+              <w:autoSpaceDN w:val="0"/>
+            </w:pPr>
             <w:r>
               <w:rPr>
                 <w:rFonts w:ascii="맑은 고딕" w:hAnsi="맑은 고딕" w:eastAsia="맑은 고딕" w:cs="맑은 고딕"/>
@@ -161,11 +215,23 @@
         </w:tc>
       </w:tr>
     </w:tbl>
-    <w:p/>
-    <w:p/>
+    <w:p>
+      <w:pPr>
+        <w:autoSpaceDE w:val="0"/>
+        <w:autoSpaceDN w:val="0"/>
+      </w:pPr>
+    </w:p>
+    <w:p>
+      <w:pPr>
+        <w:autoSpaceDE w:val="0"/>
+        <w:autoSpaceDN w:val="0"/>
+      </w:pPr>
+    </w:p>
     <w:p>
       <w:pPr>
         <w:pStyle w:val="2"/>
+        <w:autoSpaceDE w:val="0"/>
+        <w:autoSpaceDN w:val="0"/>
       </w:pPr>
       <w:r>
         <w:rPr>
@@ -199,6 +265,10 @@
             <w:shd w:val="clear" w:color="auto" w:fill="F2F2F2"/>
           </w:tcPr>
           <w:p>
+            <w:pPr>
+              <w:autoSpaceDE w:val="0"/>
+              <w:autoSpaceDN w:val="0"/>
+            </w:pPr>
             <w:r/>
             <w:r>
               <w:rPr>
@@ -216,6 +286,10 @@
             <w:tcW w:type="pct" w:w="3900"/>
           </w:tcPr>
           <w:p>
+            <w:pPr>
+              <w:autoSpaceDE w:val="0"/>
+              <w:autoSpaceDN w:val="0"/>
+            </w:pPr>
             <w:r/>
             <w:r>
               <w:rPr>
@@ -236,6 +310,10 @@
             <w:shd w:val="clear" w:color="auto" w:fill="F2F2F2"/>
           </w:tcPr>
           <w:p>
+            <w:pPr>
+              <w:autoSpaceDE w:val="0"/>
+              <w:autoSpaceDN w:val="0"/>
+            </w:pPr>
             <w:r/>
             <w:r>
               <w:rPr>
@@ -253,6 +331,10 @@
             <w:tcW w:type="pct" w:w="3900"/>
           </w:tcPr>
           <w:p>
+            <w:pPr>
+              <w:autoSpaceDE w:val="0"/>
+              <w:autoSpaceDN w:val="0"/>
+            </w:pPr>
             <w:r/>
             <w:r>
               <w:rPr>
@@ -273,6 +355,10 @@
             <w:shd w:val="clear" w:color="auto" w:fill="F2F2F2"/>
           </w:tcPr>
           <w:p>
+            <w:pPr>
+              <w:autoSpaceDE w:val="0"/>
+              <w:autoSpaceDN w:val="0"/>
+            </w:pPr>
             <w:r/>
             <w:r>
               <w:rPr>
@@ -290,6 +376,10 @@
             <w:tcW w:type="pct" w:w="3900"/>
           </w:tcPr>
           <w:p>
+            <w:pPr>
+              <w:autoSpaceDE w:val="0"/>
+              <w:autoSpaceDN w:val="0"/>
+            </w:pPr>
             <w:r/>
             <w:r>
               <w:rPr>
@@ -298,7 +388,7 @@
                 <w:color w:val="000000"/>
                 <w:sz w:val="19"/>
               </w:rPr>
-              <w:t>형사 (폐기물관리법위반)</w:t>
+              <w:t>폐기물관리법위반</w:t>
             </w:r>
           </w:p>
         </w:tc>
@@ -310,6 +400,10 @@
             <w:shd w:val="clear" w:color="auto" w:fill="F2F2F2"/>
           </w:tcPr>
           <w:p>
+            <w:pPr>
+              <w:autoSpaceDE w:val="0"/>
+              <w:autoSpaceDN w:val="0"/>
+            </w:pPr>
             <w:r/>
             <w:r>
               <w:rPr>
@@ -327,6 +421,10 @@
             <w:tcW w:type="pct" w:w="3900"/>
           </w:tcPr>
           <w:p>
+            <w:pPr>
+              <w:autoSpaceDE w:val="0"/>
+              <w:autoSpaceDN w:val="0"/>
+            </w:pPr>
             <w:r/>
             <w:r>
               <w:rPr>
@@ -347,6 +445,10 @@
             <w:shd w:val="clear" w:color="auto" w:fill="F2F2F2"/>
           </w:tcPr>
           <w:p>
+            <w:pPr>
+              <w:autoSpaceDE w:val="0"/>
+              <w:autoSpaceDN w:val="0"/>
+            </w:pPr>
             <w:r/>
             <w:r>
               <w:rPr>
@@ -364,6 +466,10 @@
             <w:tcW w:type="pct" w:w="3900"/>
           </w:tcPr>
           <w:p>
+            <w:pPr>
+              <w:autoSpaceDE w:val="0"/>
+              <w:autoSpaceDN w:val="0"/>
+            </w:pPr>
             <w:r/>
             <w:r>
               <w:rPr>
@@ -378,11 +484,23 @@
         </w:tc>
       </w:tr>
     </w:tbl>
-    <w:p/>
-    <w:p/>
+    <w:p>
+      <w:pPr>
+        <w:autoSpaceDE w:val="0"/>
+        <w:autoSpaceDN w:val="0"/>
+      </w:pPr>
+    </w:p>
+    <w:p>
+      <w:pPr>
+        <w:autoSpaceDE w:val="0"/>
+        <w:autoSpaceDN w:val="0"/>
+      </w:pPr>
+    </w:p>
     <w:p>
       <w:pPr>
         <w:pStyle w:val="2"/>
+        <w:autoSpaceDE w:val="0"/>
+        <w:autoSpaceDN w:val="0"/>
         <w:spacing w:before="80"/>
       </w:pPr>
       <w:r>
@@ -394,6 +512,10 @@
       </w:r>
     </w:p>
     <w:p>
+      <w:pPr>
+        <w:autoSpaceDE w:val="0"/>
+        <w:autoSpaceDN w:val="0"/>
+      </w:pPr>
       <w:r>
         <w:rPr>
           <w:rFonts w:ascii="맑은 고딕" w:hAnsi="맑은 고딕" w:eastAsia="맑은 고딕" w:cs="맑은 고딕"/>
@@ -402,8 +524,17 @@
         <w:t>(1) 피고인은 폐기물 중간재활용업 허가를 받아 영업하는 사람입니다.</w:t>
       </w:r>
     </w:p>
-    <w:p/>
-    <w:p>
+    <w:p>
+      <w:pPr>
+        <w:autoSpaceDE w:val="0"/>
+        <w:autoSpaceDN w:val="0"/>
+      </w:pPr>
+    </w:p>
+    <w:p>
+      <w:pPr>
+        <w:autoSpaceDE w:val="0"/>
+        <w:autoSpaceDN w:val="0"/>
+      </w:pPr>
       <w:r>
         <w:rPr>
           <w:rFonts w:ascii="맑은 고딕" w:hAnsi="맑은 고딕" w:eastAsia="맑은 고딕" w:cs="맑은 고딕"/>
@@ -412,8 +543,17 @@
         <w:t>(2) 수집·운반차량이 부족해 다른 재활용업체와 ‘재활용품 운송계약’을 체결하고 그 업체 차량 3대로 폐기물을 운반하게 하였습니다.</w:t>
       </w:r>
     </w:p>
-    <w:p/>
-    <w:p>
+    <w:p>
+      <w:pPr>
+        <w:autoSpaceDE w:val="0"/>
+        <w:autoSpaceDN w:val="0"/>
+      </w:pPr>
+    </w:p>
+    <w:p>
+      <w:pPr>
+        <w:autoSpaceDE w:val="0"/>
+        <w:autoSpaceDN w:val="0"/>
+      </w:pPr>
       <w:r>
         <w:rPr>
           <w:rFonts w:ascii="맑은 고딕" w:hAnsi="맑은 고딕" w:eastAsia="맑은 고딕" w:cs="맑은 고딕"/>
@@ -422,11 +562,23 @@
         <w:t>(3) 검사는 이를 변경허가 없이 ‘운반차량을 증차’한 것으로 보아 폐기물관리법 위반으로 기소하였습니다.</w:t>
       </w:r>
     </w:p>
-    <w:p/>
-    <w:p/>
+    <w:p>
+      <w:pPr>
+        <w:autoSpaceDE w:val="0"/>
+        <w:autoSpaceDN w:val="0"/>
+      </w:pPr>
+    </w:p>
+    <w:p>
+      <w:pPr>
+        <w:autoSpaceDE w:val="0"/>
+        <w:autoSpaceDN w:val="0"/>
+      </w:pPr>
+    </w:p>
     <w:p>
       <w:pPr>
         <w:pStyle w:val="2"/>
+        <w:autoSpaceDE w:val="0"/>
+        <w:autoSpaceDN w:val="0"/>
         <w:spacing w:before="80"/>
       </w:pPr>
       <w:r>
@@ -438,6 +590,10 @@
       </w:r>
     </w:p>
     <w:p>
+      <w:pPr>
+        <w:autoSpaceDE w:val="0"/>
+        <w:autoSpaceDN w:val="0"/>
+      </w:pPr>
       <w:r>
         <w:rPr>
           <w:rFonts w:ascii="맑은 고딕" w:hAnsi="맑은 고딕" w:eastAsia="맑은 고딕" w:cs="맑은 고딕"/>
@@ -446,11 +602,23 @@
         <w:t>폐기물 중간재활용업 허가자가 폐기물 운반을 수집·운반업 허가자에게 위탁한 경우, 위탁자에게도 ‘운반차량의 증차’ 변경허가 의무가 있는지가 쟁점입니다.</w:t>
       </w:r>
     </w:p>
-    <w:p/>
-    <w:p/>
+    <w:p>
+      <w:pPr>
+        <w:autoSpaceDE w:val="0"/>
+        <w:autoSpaceDN w:val="0"/>
+      </w:pPr>
+    </w:p>
+    <w:p>
+      <w:pPr>
+        <w:autoSpaceDE w:val="0"/>
+        <w:autoSpaceDN w:val="0"/>
+      </w:pPr>
+    </w:p>
     <w:p>
       <w:pPr>
         <w:pStyle w:val="2"/>
+        <w:autoSpaceDE w:val="0"/>
+        <w:autoSpaceDN w:val="0"/>
         <w:spacing w:before="80"/>
       </w:pPr>
       <w:r>
@@ -488,6 +656,10 @@
             </w:tcBorders>
           </w:tcPr>
           <w:p>
+            <w:pPr>
+              <w:autoSpaceDE w:val="0"/>
+              <w:autoSpaceDN w:val="0"/>
+            </w:pPr>
             <w:r/>
             <w:r>
               <w:rPr>
@@ -509,6 +681,10 @@
             </w:tcBorders>
           </w:tcPr>
           <w:p>
+            <w:pPr>
+              <w:autoSpaceDE w:val="0"/>
+              <w:autoSpaceDN w:val="0"/>
+            </w:pPr>
             <w:r/>
             <w:r>
               <w:rPr>
@@ -529,6 +705,10 @@
             <w:shd w:val="clear" w:color="auto" w:fill="F2F2F2"/>
           </w:tcPr>
           <w:p>
+            <w:pPr>
+              <w:autoSpaceDE w:val="0"/>
+              <w:autoSpaceDN w:val="0"/>
+            </w:pPr>
             <w:r/>
             <w:r>
               <w:rPr>
@@ -546,6 +726,10 @@
             <w:tcW w:type="pct" w:w="3900"/>
           </w:tcPr>
           <w:p>
+            <w:pPr>
+              <w:autoSpaceDE w:val="0"/>
+              <w:autoSpaceDN w:val="0"/>
+            </w:pPr>
             <w:r/>
             <w:r>
               <w:rPr>
@@ -566,6 +750,10 @@
             <w:shd w:val="clear" w:color="auto" w:fill="F2F2F2"/>
           </w:tcPr>
           <w:p>
+            <w:pPr>
+              <w:autoSpaceDE w:val="0"/>
+              <w:autoSpaceDN w:val="0"/>
+            </w:pPr>
             <w:r/>
             <w:r>
               <w:rPr>
@@ -583,6 +771,10 @@
             <w:tcW w:type="pct" w:w="3900"/>
           </w:tcPr>
           <w:p>
+            <w:pPr>
+              <w:autoSpaceDE w:val="0"/>
+              <w:autoSpaceDN w:val="0"/>
+            </w:pPr>
             <w:r/>
             <w:r>
               <w:rPr>
@@ -597,11 +789,23 @@
         </w:tc>
       </w:tr>
     </w:tbl>
-    <w:p/>
-    <w:p/>
+    <w:p>
+      <w:pPr>
+        <w:autoSpaceDE w:val="0"/>
+        <w:autoSpaceDN w:val="0"/>
+      </w:pPr>
+    </w:p>
+    <w:p>
+      <w:pPr>
+        <w:autoSpaceDE w:val="0"/>
+        <w:autoSpaceDN w:val="0"/>
+      </w:pPr>
+    </w:p>
     <w:p>
       <w:pPr>
         <w:pStyle w:val="2"/>
+        <w:autoSpaceDE w:val="0"/>
+        <w:autoSpaceDN w:val="0"/>
         <w:spacing w:before="80"/>
       </w:pPr>
       <w:r>
@@ -613,6 +817,10 @@
       </w:r>
     </w:p>
     <w:p>
+      <w:pPr>
+        <w:autoSpaceDE w:val="0"/>
+        <w:autoSpaceDN w:val="0"/>
+      </w:pPr>
       <w:r>
         <w:rPr>
           <w:rFonts w:ascii="맑은 고딕" w:hAnsi="맑은 고딕" w:eastAsia="맑은 고딕" w:cs="맑은 고딕"/>
@@ -621,8 +829,17 @@
         <w:t>① 형벌법규 해석은 엄격해야 하며, 문언의 가능한 의미를 벗어나 피고인에게 불리하게 확장해석할 수 없습니다.</w:t>
       </w:r>
     </w:p>
-    <w:p/>
-    <w:p>
+    <w:p>
+      <w:pPr>
+        <w:autoSpaceDE w:val="0"/>
+        <w:autoSpaceDN w:val="0"/>
+      </w:pPr>
+    </w:p>
+    <w:p>
+      <w:pPr>
+        <w:autoSpaceDE w:val="0"/>
+        <w:autoSpaceDN w:val="0"/>
+      </w:pPr>
       <w:r>
         <w:rPr>
           <w:rFonts w:ascii="맑은 고딕" w:hAnsi="맑은 고딕" w:eastAsia="맑은 고딕" w:cs="맑은 고딕"/>
@@ -631,8 +848,17 @@
         <w:t>② 중간재활용업 허가자는 기준을 충족하는 수집·운반차량을 보유하면 그 이용한도 내에서 자신의 대상 폐기물을 스스로 운반할 수 있고, 위탁 금지규정이 없으므로 수집·운반업 허가자에게 위탁하여 처리할 수도 있습니다.</w:t>
       </w:r>
     </w:p>
-    <w:p/>
-    <w:p>
+    <w:p>
+      <w:pPr>
+        <w:autoSpaceDE w:val="0"/>
+        <w:autoSpaceDN w:val="0"/>
+      </w:pPr>
+    </w:p>
+    <w:p>
+      <w:pPr>
+        <w:autoSpaceDE w:val="0"/>
+        <w:autoSpaceDN w:val="0"/>
+      </w:pPr>
       <w:r>
         <w:rPr>
           <w:rFonts w:ascii="맑은 고딕" w:hAnsi="맑은 고딕" w:eastAsia="맑은 고딕" w:cs="맑은 고딕"/>
@@ -641,75 +867,23 @@
         <w:t>③ 운반을 위탁한 경우 차량의 사용·관리권은 수탁자에게 있어 위탁자의 ‘운반차량 증차’로 보기 어렵고, 위탁자는 차량 소유명의자가 아니어서 변경허가를 받을 수도 없습니다.</w:t>
       </w:r>
     </w:p>
-    <w:p/>
-    <w:p/>
+    <w:p>
+      <w:pPr>
+        <w:autoSpaceDE w:val="0"/>
+        <w:autoSpaceDN w:val="0"/>
+      </w:pPr>
+    </w:p>
+    <w:p>
+      <w:pPr>
+        <w:autoSpaceDE w:val="0"/>
+        <w:autoSpaceDN w:val="0"/>
+      </w:pPr>
+    </w:p>
     <w:p>
       <w:pPr>
         <w:pStyle w:val="2"/>
-        <w:spacing w:before="80"/>
-      </w:pPr>
-      <w:r>
-        <w:rPr>
-          <w:rFonts w:ascii="맑은 고딕" w:hAnsi="맑은 고딕" w:eastAsia="맑은 고딕" w:cs="맑은 고딕"/>
-          <w:color w:val="000000"/>
-        </w:rPr>
-        <w:t>6. 참조 조문</w:t>
-      </w:r>
-    </w:p>
-    <w:p>
-      <w:pPr>
-        <w:pStyle w:val="cite1"/>
-      </w:pPr>
-      <w:r>
-        <w:rPr>
-          <w:rFonts w:ascii="맑은 고딕" w:hAnsi="맑은 고딕" w:eastAsia="맑은 고딕" w:cs="맑은 고딕"/>
-          <w:color w:val="000000"/>
-        </w:rPr>
-        <w:t>관련 법령·판례</w:t>
-      </w:r>
-    </w:p>
-    <w:p>
-      <w:r>
-        <w:rPr>
-          <w:rFonts w:ascii="맑은 고딕" w:hAnsi="맑은 고딕" w:eastAsia="맑은 고딕" w:cs="맑은 고딕"/>
-          <w:color w:val="000000"/>
-        </w:rPr>
-        <w:t>폐기물관리법 제25조 제3항·제5항·제6항·제11항 · 제64조 제5호 · 제65조 제14호</w:t>
-      </w:r>
-      <w:r>
-        <w:rPr>
-          <w:rFonts w:ascii="맑은 고딕" w:hAnsi="맑은 고딕" w:eastAsia="맑은 고딕" w:cs="맑은 고딕"/>
-          <w:color w:val="000000"/>
-        </w:rPr>
-        <w:br/>
-      </w:r>
-      <w:r>
-        <w:rPr>
-          <w:rFonts w:ascii="맑은 고딕" w:hAnsi="맑은 고딕" w:eastAsia="맑은 고딕" w:cs="맑은 고딕"/>
-          <w:color w:val="000000"/>
-        </w:rPr>
-        <w:t>폐기물관리법 시행규칙 제28조 제6항 [별표 7] · 제29조 제1항 제3호 (라)목</w:t>
-      </w:r>
-      <w:r>
-        <w:rPr>
-          <w:rFonts w:ascii="맑은 고딕" w:hAnsi="맑은 고딕" w:eastAsia="맑은 고딕" w:cs="맑은 고딕"/>
-          <w:color w:val="000000"/>
-        </w:rPr>
-        <w:br/>
-      </w:r>
-      <w:r>
-        <w:rPr>
-          <w:rFonts w:ascii="맑은 고딕" w:hAnsi="맑은 고딕" w:eastAsia="맑은 고딕" w:cs="맑은 고딕"/>
-          <w:color w:val="000000"/>
-        </w:rPr>
-        <w:t>형법 제1조 제1항(죄형법정주의)</w:t>
-      </w:r>
-    </w:p>
-    <w:p/>
-    <w:p/>
-    <w:p>
-      <w:pPr>
-        <w:pStyle w:val="2"/>
+        <w:autoSpaceDE w:val="0"/>
+        <w:autoSpaceDN w:val="0"/>
         <w:spacing w:before="200"/>
       </w:pPr>
       <w:r>
@@ -747,6 +921,10 @@
             </w:tcBorders>
           </w:tcPr>
           <w:p>
+            <w:pPr>
+              <w:autoSpaceDE w:val="0"/>
+              <w:autoSpaceDN w:val="0"/>
+            </w:pPr>
             <w:r/>
             <w:r>
               <w:rPr>
@@ -768,6 +946,10 @@
             </w:tcBorders>
           </w:tcPr>
           <w:p>
+            <w:pPr>
+              <w:autoSpaceDE w:val="0"/>
+              <w:autoSpaceDN w:val="0"/>
+            </w:pPr>
             <w:r/>
             <w:r>
               <w:rPr>
@@ -788,6 +970,10 @@
             <w:shd w:val="clear" w:color="auto" w:fill="F2F2F2"/>
           </w:tcPr>
           <w:p>
+            <w:pPr>
+              <w:autoSpaceDE w:val="0"/>
+              <w:autoSpaceDN w:val="0"/>
+            </w:pPr>
             <w:r/>
             <w:r>
               <w:rPr>
@@ -823,6 +1009,10 @@
             <w:tcW w:type="pct" w:w="3600"/>
           </w:tcPr>
           <w:p>
+            <w:pPr>
+              <w:autoSpaceDE w:val="0"/>
+              <w:autoSpaceDN w:val="0"/>
+            </w:pPr>
             <w:r/>
             <w:r>
               <w:rPr>
@@ -853,6 +1043,10 @@
             <w:shd w:val="clear" w:color="auto" w:fill="F2F2F2"/>
           </w:tcPr>
           <w:p>
+            <w:pPr>
+              <w:autoSpaceDE w:val="0"/>
+              <w:autoSpaceDN w:val="0"/>
+            </w:pPr>
             <w:r/>
             <w:r>
               <w:rPr>
@@ -888,6 +1082,10 @@
             <w:tcW w:type="pct" w:w="3600"/>
           </w:tcPr>
           <w:p>
+            <w:pPr>
+              <w:autoSpaceDE w:val="0"/>
+              <w:autoSpaceDN w:val="0"/>
+            </w:pPr>
             <w:r/>
             <w:r>
               <w:rPr>
@@ -918,6 +1116,10 @@
             <w:shd w:val="clear" w:color="auto" w:fill="F2F2F2"/>
           </w:tcPr>
           <w:p>
+            <w:pPr>
+              <w:autoSpaceDE w:val="0"/>
+              <w:autoSpaceDN w:val="0"/>
+            </w:pPr>
             <w:r/>
             <w:r>
               <w:rPr>
@@ -953,6 +1155,10 @@
             <w:tcW w:type="pct" w:w="3600"/>
           </w:tcPr>
           <w:p>
+            <w:pPr>
+              <w:autoSpaceDE w:val="0"/>
+              <w:autoSpaceDN w:val="0"/>
+            </w:pPr>
             <w:r/>
             <w:r>
               <w:rPr>
@@ -992,6 +1198,10 @@
             <w:shd w:val="clear" w:color="auto" w:fill="F2F2F2"/>
           </w:tcPr>
           <w:p>
+            <w:pPr>
+              <w:autoSpaceDE w:val="0"/>
+              <w:autoSpaceDN w:val="0"/>
+            </w:pPr>
             <w:r/>
             <w:r>
               <w:rPr>
@@ -1027,6 +1237,10 @@
             <w:tcW w:type="pct" w:w="3600"/>
           </w:tcPr>
           <w:p>
+            <w:pPr>
+              <w:autoSpaceDE w:val="0"/>
+              <w:autoSpaceDN w:val="0"/>
+            </w:pPr>
             <w:r/>
             <w:r>
               <w:rPr>
@@ -1066,6 +1280,10 @@
             <w:shd w:val="clear" w:color="auto" w:fill="F2F2F2"/>
           </w:tcPr>
           <w:p>
+            <w:pPr>
+              <w:autoSpaceDE w:val="0"/>
+              <w:autoSpaceDN w:val="0"/>
+            </w:pPr>
             <w:r/>
             <w:r>
               <w:rPr>
@@ -1101,6 +1319,10 @@
             <w:tcW w:type="pct" w:w="3600"/>
           </w:tcPr>
           <w:p>
+            <w:pPr>
+              <w:autoSpaceDE w:val="0"/>
+              <w:autoSpaceDN w:val="0"/>
+            </w:pPr>
             <w:r/>
             <w:r>
               <w:rPr>
@@ -1128,6 +1350,8 @@
     <w:p>
       <w:pPr>
         <w:pStyle w:val="note"/>
+        <w:autoSpaceDE w:val="0"/>
+        <w:autoSpaceDN w:val="0"/>
         <w:spacing w:before="80"/>
       </w:pPr>
       <w:r>
@@ -1140,6 +1364,8 @@
     </w:p>
     <w:p>
       <w:pPr>
+        <w:autoSpaceDE w:val="0"/>
+        <w:autoSpaceDN w:val="0"/>
         <w:spacing w:before="120"/>
       </w:pPr>
       <w:r>
@@ -1153,6 +1379,8 @@
     </w:p>
     <w:p>
       <w:pPr>
+        <w:autoSpaceDE w:val="0"/>
+        <w:autoSpaceDN w:val="0"/>
         <w:spacing w:before="80"/>
       </w:pPr>
       <w:r>
@@ -1167,6 +1395,8 @@
     <w:p>
       <w:pPr>
         <w:pStyle w:val="mark"/>
+        <w:autoSpaceDE w:val="0"/>
+        <w:autoSpaceDN w:val="0"/>
       </w:pPr>
       <w:r>
         <w:rPr>

--- a/블로그글작성/판례/판례_대법원2023도1924_중간재활용업_운반차량증차_변경허가.docx
+++ b/블로그글작성/판례/판례_대법원2023도1924_중간재활용업_운반차량증차_변경허가.docx
@@ -825,9 +825,9 @@
       <w:r>
         <w:rPr>
           <w:rFonts w:ascii="맑은 고딕" w:hAnsi="맑은 고딕" w:eastAsia="맑은 고딕" w:cs="맑은 고딕"/>
+          <w:b/>
           <w:color w:val="000000"/>
           <w:u w:val="single"/>
-          <w:shd w:val="clear" w:color="auto" w:fill="FFF2CC"/>
         </w:rPr>
         <w:t>① 형벌법규 해석은 엄격해야 하며, 문언의 가능한 의미를 벗어나 피고인에게 불리하게 확장해석할 수 없습니다.</w:t>
       </w:r>
@@ -846,9 +846,9 @@
       <w:r>
         <w:rPr>
           <w:rFonts w:ascii="맑은 고딕" w:hAnsi="맑은 고딕" w:eastAsia="맑은 고딕" w:cs="맑은 고딕"/>
+          <w:b/>
           <w:color w:val="000000"/>
           <w:u w:val="single"/>
-          <w:shd w:val="clear" w:color="auto" w:fill="FFF2CC"/>
         </w:rPr>
         <w:t>② 중간재활용업 허가자는 기준을 충족하는 수집·운반차량을 보유하면 그 이용한도 내에서 자신의 대상 폐기물을 스스로 운반할 수 있고, 위탁 금지규정이 없으므로 수집·운반업 허가자에게 위탁하여 처리할 수도 있습니다.</w:t>
       </w:r>
@@ -867,9 +867,9 @@
       <w:r>
         <w:rPr>
           <w:rFonts w:ascii="맑은 고딕" w:hAnsi="맑은 고딕" w:eastAsia="맑은 고딕" w:cs="맑은 고딕"/>
+          <w:b/>
           <w:color w:val="000000"/>
           <w:u w:val="single"/>
-          <w:shd w:val="clear" w:color="auto" w:fill="FFF2CC"/>
         </w:rPr>
         <w:t>③ 운반을 위탁한 경우 차량의 사용·관리권은 수탁자에게 있어 위탁자의 ‘운반차량 증차’로 보기 어렵고, 위탁자는 차량 소유명의자가 아니어서 변경허가를 받을 수도 없습니다.</w:t>
       </w:r>

--- a/블로그글작성/판례/판례_대법원2023도1924_중간재활용업_운반차량증차_변경허가.docx
+++ b/블로그글작성/판례/판례_대법원2023도1924_중간재활용업_운반차량증차_변경허가.docx
@@ -1354,6 +1354,32 @@
         </w:tc>
       </w:tr>
     </w:tbl>
+    <w:p>
+      <w:pPr>
+        <w:pStyle w:val="2"/>
+      </w:pPr>
+      <w:r>
+        <w:t>핵심 요약</w:t>
+      </w:r>
+    </w:p>
+    <w:p>
+      <w:pPr/>
+      <w:r>
+        <w:t>중간재활용업자가 폐기물 운반을 수집운반업 허가자에게 위탁한 경우, 위탁자에게는 운반차량 증차에 따른 변경허가 의무가 없습니다.</w:t>
+      </w:r>
+    </w:p>
+    <w:p>
+      <w:pPr/>
+      <w:r>
+        <w:t>위탁하면 차량의 사용관리권과 소유명의가 수탁자에게 있어 위탁자는 변경허가를 받을 대상 자체가 아니기 때문입니다.</w:t>
+      </w:r>
+    </w:p>
+    <w:p>
+      <w:pPr/>
+      <w:r>
+        <w:t>형벌법규는 엄격하게 해석해야 하므로, 운반 위탁을 증차로 보아 처벌하는 것은 허용되지 않습니다.</w:t>
+      </w:r>
+    </w:p>
     <w:p>
       <w:pPr>
         <w:pStyle w:val="note"/>

--- a/블로그글작성/판례/판례_대법원2023도1924_중간재활용업_운반차량증차_변경허가.docx
+++ b/블로그글작성/판례/판례_대법원2023도1924_중간재활용업_운반차량증차_변경허가.docx
@@ -16,7 +16,7 @@
           <w:color w:val="000000"/>
           <w:sz w:val="32"/>
         </w:rPr>
-        <w:t>운반을 위탁한 중간재활용업자, 운반차량 증차 변경허가를 받아야 할까요?</w:t>
+        <w:t>운반을 위탁한 중간재활용업자, 운반차량 증차 변경허가를 받아야 할까요? (2023도1924)</w:t>
       </w:r>
     </w:p>
     <w:p>
@@ -47,12 +47,6 @@
         </w:rPr>
         <w:t>○ 폐기물 중간재활용업자가 다른 업체에 폐기물 운반을 맡긴 것이 변경허가 대상인 ‘운반차량의 증차’에 해당하는지가 문제된 사건입니다. 대법원은 운반을 위탁한 경우 위탁자에게 변경허가 의무가 없다고 보았습니다.</w:t>
       </w:r>
-    </w:p>
-    <w:p>
-      <w:pPr>
-        <w:autoSpaceDE w:val="0"/>
-        <w:autoSpaceDN w:val="0"/>
-      </w:pPr>
     </w:p>
     <w:p>
       <w:pPr>
@@ -223,12 +217,6 @@
     </w:p>
     <w:p>
       <w:pPr>
-        <w:autoSpaceDE w:val="0"/>
-        <w:autoSpaceDN w:val="0"/>
-      </w:pPr>
-    </w:p>
-    <w:p>
-      <w:pPr>
         <w:pStyle w:val="2"/>
         <w:autoSpaceDE w:val="0"/>
         <w:autoSpaceDN w:val="0"/>
@@ -492,12 +480,6 @@
     </w:p>
     <w:p>
       <w:pPr>
-        <w:autoSpaceDE w:val="0"/>
-        <w:autoSpaceDN w:val="0"/>
-      </w:pPr>
-    </w:p>
-    <w:p>
-      <w:pPr>
         <w:pStyle w:val="2"/>
         <w:autoSpaceDE w:val="0"/>
         <w:autoSpaceDN w:val="0"/>
@@ -561,12 +543,6 @@
         </w:rPr>
         <w:t>(3) 검사는 이를 변경허가 없이 ‘운반차량을 증차’한 것으로 보아 폐기물관리법 위반으로 기소하였습니다.</w:t>
       </w:r>
-    </w:p>
-    <w:p>
-      <w:pPr>
-        <w:autoSpaceDE w:val="0"/>
-        <w:autoSpaceDN w:val="0"/>
-      </w:pPr>
     </w:p>
     <w:p>
       <w:pPr>
@@ -602,12 +578,6 @@
         </w:rPr>
         <w:t>폐기물 중간재활용업 허가자가 폐기물 운반을 수집·운반업 허가자에게 위탁한 경우, 위탁자에게도 ‘운반차량의 증차’ 변경허가 의무가 있는지가 쟁점입니다.</w:t>
       </w:r>
-    </w:p>
-    <w:p>
-      <w:pPr>
-        <w:autoSpaceDE w:val="0"/>
-        <w:autoSpaceDN w:val="0"/>
-      </w:pPr>
     </w:p>
     <w:p>
       <w:pPr>
@@ -798,12 +768,6 @@
     </w:p>
     <w:p>
       <w:pPr>
-        <w:autoSpaceDE w:val="0"/>
-        <w:autoSpaceDN w:val="0"/>
-      </w:pPr>
-    </w:p>
-    <w:p>
-      <w:pPr>
         <w:pStyle w:val="2"/>
         <w:autoSpaceDE w:val="0"/>
         <w:autoSpaceDN w:val="0"/>
@@ -873,12 +837,6 @@
         </w:rPr>
         <w:t>③ 운반을 위탁한 경우 차량의 사용·관리권은 수탁자에게 있어 위탁자의 ‘운반차량 증차’로 보기 어렵고, 위탁자는 차량 소유명의자가 아니어서 변경허가를 받을 수도 없습니다.</w:t>
       </w:r>
-    </w:p>
-    <w:p>
-      <w:pPr>
-        <w:autoSpaceDE w:val="0"/>
-        <w:autoSpaceDN w:val="0"/>
-      </w:pPr>
     </w:p>
     <w:p>
       <w:pPr>
